--- a/assets/cases/Redwood_State_Addiction_Funding_Case.docx
+++ b/assets/cases/Redwood_State_Addiction_Funding_Case.docx
@@ -51,7 +51,10 @@
         <w:t xml:space="preserve">The apparent improvement in mortality complicated rather than simplified the problem. </w:t>
       </w:r>
       <w:r>
-        <w:t>Nationally, overdose deaths had declined sharply from their pandemic-era peak, but tens of thousands of people were still dying each year. CDC’s preliminary estimate for the 12 months ending December 2025 was about 69,973 deaths, 13.9% below the prior year. Final 2024 data showed 54,045 opioid-involved deaths, including 47,735 involving synthetic opioids other than methadone. Meanwhile, SAMHSA estimated that 4.8 million Americans aged 12 or older had opioid use disorder in 2024, but only 17% received medications for opioid use disorder.</w:t>
+        <w:t>Nationally, overdose deaths had declined sharply from their pandemic-era peak, but tens of thousands of people were still dying each year. CDC’s preliminary estimate for the 12 months ending December 2025 was about 69,973 deaths, 13.9% below the prior year. Final 2024 data showed 54,045 opioid-involved deaths, including 47,735 involving synthetic opioids other than methadone. Meanwhile, SAMHSA estimated that 4.8 million Americans aged 12 or older had opioid use disorder in 2024, but only 17% received medica</w:t>
+      </w:r>
+      <w:r>
+        <w:t>tions for opioid use disorder.</w:t>
       </w:r>
     </w:p>
     <w:p>
@@ -519,12 +522,18 @@
     </w:p>
     <w:p>
       <w:r>
-        <w:t>RDRS’s budget looked diversified from a distance. In practice, much of it was restricted. The federal State Opioid Response (SOR) program supported prevention, harm reduction, treatment, and recovery services, but continuation funding depended on congressional appropriations, progress toward objectives, timely reporting, and compliance with grant conditions. The FY2024 SOR notice anticipated $1.4805 billion nationally for up to 59 awards; HHS later announced more than $1.5 billion in FY2025 continuation awards for state and tribal opioid response. The apparent stability did not eliminate annual uncertainty at the state level.</w:t>
+        <w:t>RDRS’s budget looked diversified from a distance. In practice, much of it was restricted. The federal State Opioid Response (SOR) program supported prevention, harm reduction, treatment, and recovery services, but continuation funding depended on congressional appropriations, progress toward objectives, timely reporting, and compliance with grant conditions. The FY2024 SOR notice anticipated $1.4805 billion nationally for up to 59 awards; HHS later announced more than $1.5 billion in FY2025 continuation awa</w:t>
+      </w:r>
+      <w:r>
+        <w:t>rds for state and tribal opioid response. The apparent stability did not eliminate annual uncertainty at the state level.</w:t>
       </w:r>
     </w:p>
     <w:p>
       <w:r>
-        <w:t>Other federal funds focused on surveillance, block-grant populations, justice-involved individuals, pregnant and parenting people, youth prevention, or specific evidence-based practices. State appropriations were more flexible but exposed to the annual budget cycle. Opioid-settlement proceeds could support abatement but were governed by legal agreements and political oversight. Medicaid reimbursed clinical encounters but generally did not pay for broad outreach, naloxone placed in public locations, grant compliance, or employment navigation. Private donors often preferred named initiatives with measurable, visible outcomes.</w:t>
+        <w:t>Other federal funds focused on surveillance, block-grant populations, justice-involved individuals, pregnant and parenting people, youth prevention, or specific evidence-based practices. State appropriations were more flexible but exposed to the annual budget cycle. Opioid-settlement proceeds could support abatement but were governed by legal agreements and political oversight. Medicaid reimbursed clinical encounters but generally did not pay for broad outreach, naloxone placed in public locations, grant co</w:t>
+      </w:r>
+      <w:r>
+        <w:t>mpliance, or employment navigation. Private donors often preferred named initiatives with measurable, visible outcomes.</w:t>
       </w:r>
     </w:p>
     <w:p>
@@ -1045,12 +1054,18 @@
     </w:p>
     <w:p>
       <w:r>
-        <w:t>County health departments argued that naloxone should remain universal and free. They wanted kits in libraries, schools, shelters, transit stations, correctional facilities, treatment centers, and the hands of people who used drugs and their families. Naloxone could reverse an opioid overdose when administered in time, and CDC emphasized distribution through community organizations. But universal availability required procurement, warehousing, expiration management, training, data systems, and local technical assistance—not just purchasing medication.</w:t>
+        <w:t>County health departments argued that naloxone should remain universal and free. They wanted kits in libraries, schools, shelters, transit stations, correctional facilities, treatment centers, and the hands of people who used drugs and their families. Naloxone could reverse an opioid overdose when administered in time, and CDC emphasized distribution through community organizations. But universal availability required procurement, warehousing, expiration management, training, data systems, and local technic</w:t>
+      </w:r>
+      <w:r>
+        <w:t>al assistance—not just purchasing medication.</w:t>
       </w:r>
     </w:p>
     <w:p>
       <w:r>
-        <w:t>Treatment leaders emphasized the gap between disease prevalence and evidence-based care. They wanted mobile MOUD teams, same-day appointments, transportation, telehealth, and better transitions from emergency departments and jails. Recovery organizations argued that treatment without housing, identification documents, employment, childcare, and sustained peer support led too many people back into crisis. Rural counties wanted traveling teams even when cost per person was high. Legislators from suburban districts wanted youth prevention and support for families affected by addiction.</w:t>
+        <w:t>Treatment leaders emphasized the gap between disease prevalence and evidence-based care. They wanted mobile MOUD teams, same-day appointments, transportation, telehealth, and better transitions from emergency departments and jails. Recovery organizations argued that treatment without housing, identification documents, employment, childcare, and sustained peer support led too many people back into crisis. Rural counties wanted traveling teams even when cost per person was high. Legislators from suburban dist</w:t>
+      </w:r>
+      <w:r>
+        <w:t>ricts wanted youth prevention and support for families affected by addiction.</w:t>
       </w:r>
     </w:p>
     <w:p>
@@ -1949,7 +1964,10 @@
     </w:p>
     <w:p>
       <w:r>
-        <w:t>The recovery director argued that the proposed reserve would be built by withholding services from people currently in crisis. The grants director warned that several federal applications would score poorly unless RDRS committed to the initiatives specified in the notices. A county commissioner said the state should stop designing programs from the capital and give counties flexible allocations. A foundation representative offered to convene donors, but cautioned that philanthropy could not replace government at scale.</w:t>
+        <w:t>The recovery director argued that the proposed reserve would be built by withholding services from people currently in crisis. The grants director warned that several federal applications would score poorly unless RDRS committed to the initiatives specified in the notices. A county commissioner said the state should stop designing programs from the capital and give counties flexible allocations. A foundation representative offered to convene donors, but cautioned that philanthropy could not replace governme</w:t>
+      </w:r>
+      <w:r>
+        <w:t>nt at scale.</w:t>
       </w:r>
     </w:p>
     <w:p>
@@ -2009,7 +2027,195 @@
         <w:pStyle w:val="Heading1"/>
       </w:pPr>
       <w:r>
-        <w:t>Framing questions</w:t>
+        <w:t>Discussion Questions</w:t>
+      </w:r>
+    </w:p>
+    <w:p>
+      <w:pPr>
+        <w:pStyle w:val="Question"/>
+        <w:numPr>
+          <w:ilvl w:val="0"/>
+          <w:numId w:val="13"/>
+        </w:numPr>
+        <w:rPr>
+          <w:sz w:val="22"/>
+        </w:rPr>
+      </w:pPr>
+      <w:r>
+        <w:rPr>
+          <w:sz w:val="22"/>
+        </w:rPr>
+        <w:t>What is the decision facing Commissioner Marquez? Which decisions are strategic, and which are operational?</w:t>
+      </w:r>
+    </w:p>
+    <w:p>
+      <w:pPr>
+        <w:pStyle w:val="Question"/>
+        <w:numPr>
+          <w:ilvl w:val="0"/>
+          <w:numId w:val="13"/>
+        </w:numPr>
+        <w:rPr>
+          <w:sz w:val="22"/>
+        </w:rPr>
+      </w:pPr>
+      <w:r>
+        <w:rPr>
+          <w:sz w:val="22"/>
+        </w:rPr>
+        <w:t>How should RDRS distinguish its core operating platform from grant-funded initiatives?</w:t>
+      </w:r>
+    </w:p>
+    <w:p>
+      <w:pPr>
+        <w:pStyle w:val="Question"/>
+        <w:numPr>
+          <w:ilvl w:val="0"/>
+          <w:numId w:val="13"/>
+        </w:numPr>
+        <w:rPr>
+          <w:sz w:val="22"/>
+        </w:rPr>
+      </w:pPr>
+      <w:r>
+        <w:rPr>
+          <w:sz w:val="22"/>
+        </w:rPr>
+        <w:t>Which populations or services should receive priority if the central FY2027 funding scenario occurs?</w:t>
+      </w:r>
+    </w:p>
+    <w:p>
+      <w:pPr>
+        <w:pStyle w:val="Question"/>
+        <w:numPr>
+          <w:ilvl w:val="0"/>
+          <w:numId w:val="13"/>
+        </w:numPr>
+        <w:rPr>
+          <w:sz w:val="22"/>
+        </w:rPr>
+      </w:pPr>
+      <w:r>
+        <w:rPr>
+          <w:sz w:val="22"/>
+        </w:rPr>
+        <w:t>How should the agency evaluate universal naloxone distribution relative to treatment and long-term recovery support?</w:t>
+      </w:r>
+    </w:p>
+    <w:p>
+      <w:pPr>
+        <w:pStyle w:val="Question"/>
+        <w:numPr>
+          <w:ilvl w:val="0"/>
+          <w:numId w:val="13"/>
+        </w:numPr>
+        <w:rPr>
+          <w:sz w:val="22"/>
+        </w:rPr>
+      </w:pPr>
+      <w:r>
+        <w:rPr>
+          <w:sz w:val="22"/>
+        </w:rPr>
+        <w:t>What are the advantages and risks of braided funding? What administrative capabilities would it require?</w:t>
+      </w:r>
+    </w:p>
+    <w:p>
+      <w:pPr>
+        <w:pStyle w:val="Question"/>
+        <w:numPr>
+          <w:ilvl w:val="0"/>
+          <w:numId w:val="13"/>
+        </w:numPr>
+        <w:rPr>
+          <w:sz w:val="22"/>
+        </w:rPr>
+      </w:pPr>
+      <w:r>
+        <w:rPr>
+          <w:sz w:val="22"/>
+        </w:rPr>
+        <w:t>Should declining overdose deaths strengthen or weaken the case for continued funding?</w:t>
+      </w:r>
+    </w:p>
+    <w:p>
+      <w:pPr>
+        <w:pStyle w:val="Question"/>
+        <w:numPr>
+          <w:ilvl w:val="0"/>
+          <w:numId w:val="13"/>
+        </w:numPr>
+        <w:rPr>
+          <w:sz w:val="22"/>
+        </w:rPr>
+      </w:pPr>
+      <w:r>
+        <w:rPr>
+          <w:sz w:val="22"/>
+        </w:rPr>
+        <w:t>Which metrics should RDRS use when outcomes are delayed, difficult to attribute, or not fully observable?</w:t>
+      </w:r>
+    </w:p>
+    <w:p>
+      <w:pPr>
+        <w:pStyle w:val="Question"/>
+        <w:numPr>
+          <w:ilvl w:val="0"/>
+          <w:numId w:val="13"/>
+        </w:numPr>
+        <w:rPr>
+          <w:sz w:val="22"/>
+        </w:rPr>
+      </w:pPr>
+      <w:r>
+        <w:rPr>
+          <w:sz w:val="22"/>
+        </w:rPr>
+        <w:t>How much financial reserve should a public agency hold when doing so may reduce current services?</w:t>
+      </w:r>
+    </w:p>
+    <w:p>
+      <w:pPr>
+        <w:pStyle w:val="Question"/>
+        <w:numPr>
+          <w:ilvl w:val="0"/>
+          <w:numId w:val="13"/>
+        </w:numPr>
+        <w:rPr>
+          <w:sz w:val="22"/>
+        </w:rPr>
+      </w:pPr>
+      <w:r>
+        <w:rPr>
+          <w:sz w:val="22"/>
+        </w:rPr>
+        <w:t>What role should counties, health systems, employers, insurers, and private donors play?</w:t>
+      </w:r>
+    </w:p>
+    <w:p>
+      <w:pPr>
+        <w:pStyle w:val="Question"/>
+        <w:numPr>
+          <w:ilvl w:val="0"/>
+          <w:numId w:val="13"/>
+        </w:numPr>
+        <w:rPr>
+          <w:sz w:val="22"/>
+        </w:rPr>
+      </w:pPr>
+      <w:r>
+        <w:rPr>
+          <w:sz w:val="22"/>
+        </w:rPr>
+        <w:t>Design a process for investigating alternatives before the governor’s three-week deadline. What information has the highest value?</w:t>
+      </w:r>
+    </w:p>
+    <w:p>
+      <w:pPr>
+        <w:pStyle w:val="Heading1"/>
+      </w:pPr>
+      <w:r>
+        <w:t>Decision Framing Questions</w:t>
       </w:r>
     </w:p>
     <w:p>
@@ -2022,15 +2228,7 @@
         <w:spacing w:after="80" w:line="247" w:lineRule="auto"/>
       </w:pPr>
       <w:r>
-        <w:t xml:space="preserve">Identify the different metrics that can be used to evaluate every aspect of the performance of the system?  Organize these into a pyramid to indicate </w:t>
-      </w:r>
-      <w:proofErr w:type="gramStart"/>
-      <w:r>
-        <w:t>the relative</w:t>
-      </w:r>
-      <w:proofErr w:type="gramEnd"/>
-      <w:r>
-        <w:t xml:space="preserve"> importance, following the style given here.</w:t>
+        <w:t>Identify the different metrics that can be used to evaluate every aspect of the performance of the system?  Organize these into a pyramid to indicate the relative importance, following the style given here.</w:t>
       </w:r>
     </w:p>
     <w:p>
@@ -2191,7 +2389,11 @@
         <w:spacing w:after="80" w:line="247" w:lineRule="auto"/>
       </w:pPr>
       <w:r>
-        <w:t>What data appears to be necessary to make this decision, including the calculation of any performance metrics where the decision would have a high or medium impact.</w:t>
+        <w:t>What data appears to be necessary to make this decision, including the calculation of any performance</w:t>
+      </w:r>
+      <w:r>
+        <w:lastRenderedPageBreak/>
+        <w:t xml:space="preserve"> metrics where the decision would have a high or medium impact.</w:t>
       </w:r>
     </w:p>
     <w:p>
@@ -2204,204 +2406,7 @@
         <w:spacing w:after="80" w:line="247" w:lineRule="auto"/>
       </w:pPr>
       <w:r>
-        <w:t xml:space="preserve">Using the same </w:t>
-      </w:r>
-      <w:proofErr w:type="gramStart"/>
-      <w:r>
-        <w:t>decision</w:t>
-      </w:r>
-      <w:proofErr w:type="gramEnd"/>
-      <w:r>
-        <w:t xml:space="preserve"> you identified in (6), identify the people, departments, groups or organizations that you would need to work with to implement the decision?</w:t>
-      </w:r>
-    </w:p>
-    <w:p>
-      <w:pPr>
-        <w:pStyle w:val="Heading1"/>
-      </w:pPr>
-      <w:r>
-        <w:t>Discussion Questions</w:t>
-      </w:r>
-    </w:p>
-    <w:p>
-      <w:pPr>
-        <w:pStyle w:val="Question"/>
-        <w:numPr>
-          <w:ilvl w:val="0"/>
-          <w:numId w:val="13"/>
-        </w:numPr>
-        <w:rPr>
-          <w:sz w:val="22"/>
-        </w:rPr>
-      </w:pPr>
-      <w:r>
-        <w:rPr>
-          <w:sz w:val="22"/>
-        </w:rPr>
-        <w:t>What is the decision facing Commissioner Marquez? Which decisions are strategic, and which are operational?</w:t>
-      </w:r>
-    </w:p>
-    <w:p>
-      <w:pPr>
-        <w:pStyle w:val="Question"/>
-        <w:numPr>
-          <w:ilvl w:val="0"/>
-          <w:numId w:val="13"/>
-        </w:numPr>
-        <w:rPr>
-          <w:sz w:val="22"/>
-        </w:rPr>
-      </w:pPr>
-      <w:r>
-        <w:rPr>
-          <w:sz w:val="22"/>
-        </w:rPr>
-        <w:t>How should RDRS distinguish its core operating platform from grant-funded initiatives?</w:t>
-      </w:r>
-    </w:p>
-    <w:p>
-      <w:pPr>
-        <w:pStyle w:val="Question"/>
-        <w:numPr>
-          <w:ilvl w:val="0"/>
-          <w:numId w:val="13"/>
-        </w:numPr>
-        <w:rPr>
-          <w:sz w:val="22"/>
-        </w:rPr>
-      </w:pPr>
-      <w:r>
-        <w:rPr>
-          <w:sz w:val="22"/>
-        </w:rPr>
-        <w:t>Which populations or services should receive priority if the central FY2027 funding scenario occurs?</w:t>
-      </w:r>
-    </w:p>
-    <w:p>
-      <w:pPr>
-        <w:pStyle w:val="Question"/>
-        <w:numPr>
-          <w:ilvl w:val="0"/>
-          <w:numId w:val="13"/>
-        </w:numPr>
-        <w:rPr>
-          <w:sz w:val="22"/>
-        </w:rPr>
-      </w:pPr>
-      <w:r>
-        <w:rPr>
-          <w:sz w:val="22"/>
-        </w:rPr>
-        <w:t>How should the agency evaluate universal naloxone distribution relative to treatment and long-term recovery support?</w:t>
-      </w:r>
-    </w:p>
-    <w:p>
-      <w:pPr>
-        <w:pStyle w:val="Question"/>
-        <w:numPr>
-          <w:ilvl w:val="0"/>
-          <w:numId w:val="13"/>
-        </w:numPr>
-        <w:rPr>
-          <w:sz w:val="22"/>
-        </w:rPr>
-      </w:pPr>
-      <w:r>
-        <w:rPr>
-          <w:sz w:val="22"/>
-        </w:rPr>
-        <w:t>What are the advantages and risks of braided funding? What administrative capabilities would it require?</w:t>
-      </w:r>
-    </w:p>
-    <w:p>
-      <w:pPr>
-        <w:pStyle w:val="Question"/>
-        <w:numPr>
-          <w:ilvl w:val="0"/>
-          <w:numId w:val="13"/>
-        </w:numPr>
-        <w:rPr>
-          <w:sz w:val="22"/>
-        </w:rPr>
-      </w:pPr>
-      <w:r>
-        <w:rPr>
-          <w:sz w:val="22"/>
-        </w:rPr>
-        <w:t>Should declining overdose deaths strengthen or weaken the case for continued funding?</w:t>
-      </w:r>
-    </w:p>
-    <w:p>
-      <w:pPr>
-        <w:pStyle w:val="Question"/>
-        <w:numPr>
-          <w:ilvl w:val="0"/>
-          <w:numId w:val="13"/>
-        </w:numPr>
-        <w:rPr>
-          <w:sz w:val="22"/>
-        </w:rPr>
-      </w:pPr>
-      <w:r>
-        <w:rPr>
-          <w:sz w:val="22"/>
-        </w:rPr>
-        <w:t>Which metrics should RDRS use when outcomes are delayed, difficult to attribute, or not fully observable?</w:t>
-      </w:r>
-    </w:p>
-    <w:p>
-      <w:pPr>
-        <w:pStyle w:val="Question"/>
-        <w:numPr>
-          <w:ilvl w:val="0"/>
-          <w:numId w:val="13"/>
-        </w:numPr>
-        <w:rPr>
-          <w:sz w:val="22"/>
-        </w:rPr>
-      </w:pPr>
-      <w:r>
-        <w:rPr>
-          <w:sz w:val="22"/>
-        </w:rPr>
-        <w:t>How much financial reserve should a public agency hold when doing so may reduce current services?</w:t>
-      </w:r>
-    </w:p>
-    <w:p>
-      <w:pPr>
-        <w:pStyle w:val="Question"/>
-        <w:numPr>
-          <w:ilvl w:val="0"/>
-          <w:numId w:val="13"/>
-        </w:numPr>
-        <w:rPr>
-          <w:sz w:val="22"/>
-        </w:rPr>
-      </w:pPr>
-      <w:r>
-        <w:rPr>
-          <w:sz w:val="22"/>
-        </w:rPr>
-        <w:lastRenderedPageBreak/>
-        <w:t>What role should counties, health systems, employers, insurers, and private donors play?</w:t>
-      </w:r>
-    </w:p>
-    <w:p>
-      <w:pPr>
-        <w:pStyle w:val="Question"/>
-        <w:numPr>
-          <w:ilvl w:val="0"/>
-          <w:numId w:val="13"/>
-        </w:numPr>
-        <w:rPr>
-          <w:sz w:val="22"/>
-        </w:rPr>
-      </w:pPr>
-      <w:r>
-        <w:rPr>
-          <w:sz w:val="22"/>
-        </w:rPr>
-        <w:t>Design a process for investigating alternatives before the governor’s three-week deadline. What information has the highest value?</w:t>
+        <w:t>Using the same decision you identified in (6), identify the people, departments, groups or organizations that you would need to work with to implement the decision?</w:t>
       </w:r>
     </w:p>
     <w:p>
@@ -2507,31 +2512,7 @@
     </w:p>
     <w:p>
       <w:r>
-        <w:t xml:space="preserve">Create a </w:t>
-      </w:r>
-      <w:proofErr w:type="gramStart"/>
-      <w:r>
-        <w:t>4-6 page</w:t>
-      </w:r>
-      <w:proofErr w:type="gramEnd"/>
-      <w:r>
-        <w:t xml:space="preserve"> case study describing the challenges faced by a state health agency dealing with addiction which needs to raise funding to support its operations. The main cost is its </w:t>
-      </w:r>
-      <w:proofErr w:type="gramStart"/>
-      <w:r>
-        <w:t>staff</w:t>
-      </w:r>
-      <w:proofErr w:type="gramEnd"/>
-      <w:r>
-        <w:t xml:space="preserve"> which is responsible for distributing naloxone kits, treating addiction and helping people get back on their feet. The agency needs to balance which groups it can serve, with the challenge of threading the funding needle of federal and state agencies along with local donors. Government funding is </w:t>
-      </w:r>
-      <w:proofErr w:type="gramStart"/>
-      <w:r>
-        <w:t>uncertain, and</w:t>
-      </w:r>
-      <w:proofErr w:type="gramEnd"/>
-      <w:r>
-        <w:t xml:space="preserve"> comes with requirements to undertake specific initiatives. Support your summary with statistics on addiction and changes in government funding.</w:t>
+        <w:t>Create a 4-6 page case study describing the challenges faced by a state health agency dealing with addiction which needs to raise funding to support its operations. The main cost is its staff which is responsible for distributing naloxone kits, treating addiction and helping people get back on their feet. The agency needs to balance which groups it can serve, with the challenge of threading the funding needle of federal and state agencies along with local donors. Government funding is uncertain, and comes with requirements to undertake specific initiatives. Support your summary with statistics on addiction and changes in government funding.</w:t>
       </w:r>
     </w:p>
     <w:p>
@@ -2573,15 +2554,7 @@
         </w:numPr>
       </w:pPr>
       <w:r>
-        <w:t xml:space="preserve">Alternative funding scenarios and </w:t>
-      </w:r>
-      <w:proofErr w:type="gramStart"/>
-      <w:r>
-        <w:t>an</w:t>
-      </w:r>
-      <w:proofErr w:type="gramEnd"/>
-      <w:r>
-        <w:t xml:space="preserve"> $18.6 million projected shortfall </w:t>
+        <w:t xml:space="preserve">Alternative funding scenarios and an $18.6 million projected shortfall </w:t>
       </w:r>
     </w:p>
     <w:p>
@@ -2690,15 +2663,7 @@
       <w:pStyle w:val="Footer"/>
     </w:pPr>
     <w:r>
-      <w:t xml:space="preserve">Teaching </w:t>
-    </w:r>
-    <w:proofErr w:type="gramStart"/>
-    <w:r>
-      <w:t>case  |</w:t>
-    </w:r>
-    <w:proofErr w:type="gramEnd"/>
-    <w:r>
-      <w:t xml:space="preserve">  Page </w:t>
+      <w:t xml:space="preserve">Teaching case  |  Page </w:t>
     </w:r>
     <w:r>
       <w:fldChar w:fldCharType="begin"/>

--- a/assets/cases/Redwood_State_Addiction_Funding_Case.docx
+++ b/assets/cases/Redwood_State_Addiction_Funding_Case.docx
@@ -2228,7 +2228,7 @@
         <w:spacing w:after="80" w:line="247" w:lineRule="auto"/>
       </w:pPr>
       <w:r>
-        <w:t>Identify the different metrics that can be used to evaluate every aspect of the performance of the system?  Organize these into a pyramid to indicate the relative importance, following the style given here.</w:t>
+        <w:t xml:space="preserve">Identify and describe the responsibilities of the decision maker. This should set the scope of the problem.</w:t>
       </w:r>
     </w:p>
     <w:p>
@@ -2241,29 +2241,18 @@
         <w:spacing w:after="80" w:line="247" w:lineRule="auto"/>
       </w:pPr>
       <w:r>
-        <w:t xml:space="preserve">What are the types of decisions? Use the </w:t>
+        <w:t xml:space="preserve">Use the </w:t>
       </w:r>
-      <w:hyperlink r:id="rId8" w:anchor="types-of-decision-settings" w:history="1">
+      <w:hyperlink r:id="rId20">
         <w:r>
           <w:rPr>
             <w:rStyle w:val="Hyperlink"/>
           </w:rPr>
-          <w:t>list of decision types here as a guide</w:t>
+          <w:t xml:space="preserve">metrics pyramid tool</w:t>
         </w:r>
       </w:hyperlink>
       <w:r>
-        <w:t xml:space="preserve">, illustrated by the </w:t>
-      </w:r>
-      <w:hyperlink r:id="rId9" w:anchor="from-apps-to-types" w:history="1">
-        <w:r>
-          <w:rPr>
-            <w:rStyle w:val="Hyperlink"/>
-          </w:rPr>
-          <w:t>applications here</w:t>
-        </w:r>
-      </w:hyperlink>
-      <w:r>
-        <w:t xml:space="preserve">.  </w:t>
+        <w:t xml:space="preserve"> to identify and prioritize the different performance metrics. Click on the oval holding the metric to identify whether it is a metric to be maximized (green), minimized (red), a target that is a floor (light green) or a ceiling (light red), or finally a target (purple).</w:t>
       </w:r>
     </w:p>
     <w:p>
@@ -2278,16 +2267,27 @@
       <w:r>
         <w:t xml:space="preserve">Use the </w:t>
       </w:r>
-      <w:hyperlink r:id="rId10" w:history="1">
+      <w:hyperlink r:id="rId21">
         <w:r>
           <w:rPr>
             <w:rStyle w:val="Hyperlink"/>
           </w:rPr>
-          <w:t>interactive framing matrix here</w:t>
+          <w:t xml:space="preserve">decision prioritization tool</w:t>
         </w:r>
       </w:hyperlink>
       <w:r>
-        <w:t xml:space="preserve"> to fill out the performance metrics along the top (from most to least important) followed by the list of decisions (in any order).  Use your judgment to assess whether the impact of each decision on each metric is H (high impact), M (medium), L (low) or N (none).  Finally, use the resulting matrix to rank the decisions in terms of their impact on the most important metrics.</w:t>
+        <w:t xml:space="preserve"> to first list the different types of decisions (use the </w:t>
+      </w:r>
+      <w:hyperlink r:id="rId22">
+        <w:r>
+          <w:rPr>
+            <w:rStyle w:val="Hyperlink"/>
+          </w:rPr>
+          <w:t xml:space="preserve">types of decisions</w:t>
+        </w:r>
+      </w:hyperlink>
+      <w:r>
+        <w:t xml:space="preserve"> as a guide). These will then populate the rows of the matrix to the right, where the columns are the performance metrics sorted left to right by the priority in the pyramid above. Click on each cell to indicate if the impact of the decision on each metric is high (red), medium (orange), low (yellow) or none (white).</w:t>
       </w:r>
     </w:p>
     <w:p>
@@ -2300,18 +2300,7 @@
         <w:spacing w:after="80" w:line="247" w:lineRule="auto"/>
       </w:pPr>
       <w:r>
-        <w:t xml:space="preserve">What are the different sources of uncertainty?  Use the </w:t>
-      </w:r>
-      <w:hyperlink r:id="rId11" w:anchor="categories" w:history="1">
-        <w:r>
-          <w:rPr>
-            <w:rStyle w:val="Hyperlink"/>
-          </w:rPr>
-          <w:t>12 categories of uncertainty here as a guide</w:t>
-        </w:r>
-      </w:hyperlink>
-      <w:r>
-        <w:t>.</w:t>
+        <w:t xml:space="preserve">You can grab the handle (three bars) farthest to the left on each row to move it up or down. Sort the rows so that the decisions with the greatest impact on the most important metrics are toward the top. The cells in the upper left-hand corner should have the greatest concentration of red and orange cells. At this point identify the decisions that should receive the most attention in your study. If you do not have any decisions with a medium or high impact on the most important metrics, revisit your list of decisions.</w:t>
       </w:r>
     </w:p>
     <w:p>
@@ -2324,7 +2313,42 @@
         <w:spacing w:after="80" w:line="247" w:lineRule="auto"/>
       </w:pPr>
       <w:r>
-        <w:t>Repeat the exercise in (3), but this time using uncertainties instead of decisions.</w:t>
+        <w:t xml:space="preserve">Repeat the process to list and prioritize the uncertainties using the </w:t>
+      </w:r>
+      <w:hyperlink r:id="rId23">
+        <w:r>
+          <w:rPr>
+            <w:rStyle w:val="Hyperlink"/>
+          </w:rPr>
+          <w:t xml:space="preserve">uncertainty prioritization tool</w:t>
+        </w:r>
+      </w:hyperlink>
+      <w:r>
+        <w:t xml:space="preserve">. Use the </w:t>
+      </w:r>
+      <w:hyperlink r:id="rId24">
+        <w:r>
+          <w:rPr>
+            <w:rStyle w:val="Hyperlink"/>
+          </w:rPr>
+          <w:t xml:space="preserve">categories of uncertainty</w:t>
+        </w:r>
+      </w:hyperlink>
+      <w:r>
+        <w:t xml:space="preserve"> to help you identify these.</w:t>
+      </w:r>
+    </w:p>
+    <w:p>
+      <w:pPr>
+        <w:pStyle w:val="ListParagraph"/>
+        <w:numPr>
+          <w:ilvl w:val="0"/>
+          <w:numId w:val="11"/>
+        </w:numPr>
+        <w:spacing w:after="80" w:line="247" w:lineRule="auto"/>
+      </w:pPr>
+      <w:r>
+        <w:t xml:space="preserve">It is important to differentiate uncertainties that can be evaluated on average, or as risk events:</w:t>
       </w:r>
     </w:p>
     <w:p>
@@ -2337,7 +2361,7 @@
         <w:spacing w:after="80" w:line="247" w:lineRule="auto"/>
       </w:pPr>
       <w:r>
-        <w:t>Which sources of uncertainty would be captured using average performance over time?</w:t>
+        <w:t xml:space="preserve">Which sources of uncertainty would be captured using average performance over time?</w:t>
       </w:r>
     </w:p>
     <w:p>
@@ -2350,7 +2374,7 @@
         <w:spacing w:after="80" w:line="247" w:lineRule="auto"/>
       </w:pPr>
       <w:r>
-        <w:t>Which sources of uncertainty represent forms of risk that are not properly captured using averages?</w:t>
+        <w:t xml:space="preserve">Which sources of uncertainty represent forms of risk that are not properly captured using averages?</w:t>
       </w:r>
     </w:p>
     <w:p>
@@ -2363,7 +2387,7 @@
         <w:spacing w:after="80" w:line="247" w:lineRule="auto"/>
       </w:pPr>
       <w:r>
-        <w:t xml:space="preserve">Choose the single decision that seems to have the highest impact on the most important metric.  </w:t>
+        <w:t xml:space="preserve">Choose the single decision that seems to have the highest impact on the most important metric.</w:t>
       </w:r>
     </w:p>
     <w:p>
@@ -2376,7 +2400,7 @@
         <w:spacing w:after="80" w:line="247" w:lineRule="auto"/>
       </w:pPr>
       <w:r>
-        <w:t>What approach do you think you would use to make this decision?</w:t>
+        <w:t xml:space="preserve">What approach do you think you would use to make this decision?</w:t>
       </w:r>
     </w:p>
     <w:p>
@@ -2389,11 +2413,7 @@
         <w:spacing w:after="80" w:line="247" w:lineRule="auto"/>
       </w:pPr>
       <w:r>
-        <w:t>What data appears to be necessary to make this decision, including the calculation of any performance</w:t>
-      </w:r>
-      <w:r>
-        <w:lastRenderedPageBreak/>
-        <w:t xml:space="preserve"> metrics where the decision would have a high or medium impact.</w:t>
+        <w:t xml:space="preserve">What data appears to be necessary to make this decision, including the calculation of any performance metrics where the decision would have a high or medium impact.</w:t>
       </w:r>
     </w:p>
     <w:p>
@@ -2406,7 +2426,7 @@
         <w:spacing w:after="80" w:line="247" w:lineRule="auto"/>
       </w:pPr>
       <w:r>
-        <w:t>Using the same decision you identified in (6), identify the people, departments, groups or organizations that you would need to work with to implement the decision?</w:t>
+        <w:t xml:space="preserve">Using the same decision you identified in (7), identify the people, departments, groups or organizations that you would need to work with to implement the decision.</w:t>
       </w:r>
     </w:p>
     <w:p>
